--- a/docs/Extras/SD2_S26/Research/Electrical/Antenna Filter Circuit Tuning.docx
+++ b/docs/Extras/SD2_S26/Research/Electrical/Antenna Filter Circuit Tuning.docx
@@ -267,12 +267,12 @@
           <wp:inline distB="114300" distT="114300" distL="114300" distR="114300">
             <wp:extent cx="5581650" cy="1809750"/>
             <wp:effectExtent b="0" l="0" r="0" t="0"/>
-            <wp:docPr id="2" name="image4.png"/>
+            <wp:docPr id="2" name="image3.png"/>
             <a:graphic>
               <a:graphicData uri="http://schemas.openxmlformats.org/drawingml/2006/picture">
                 <pic:pic>
                   <pic:nvPicPr>
-                    <pic:cNvPr id="0" name="image4.png"/>
+                    <pic:cNvPr id="0" name="image3.png"/>
                     <pic:cNvPicPr preferRelativeResize="0"/>
                   </pic:nvPicPr>
                   <pic:blipFill>
@@ -391,12 +391,12 @@
           <wp:inline distB="19050" distT="19050" distL="19050" distR="19050">
             <wp:extent cx="3429048" cy="1643075"/>
             <wp:effectExtent b="0" l="0" r="0" t="0"/>
-            <wp:docPr descr="QORVO_RADIO2_REV0_ANT_PLOT.png" id="4" name="image1.png"/>
+            <wp:docPr descr="QORVO_RADIO2_REV0_ANT_PLOT.png" id="4" name="image4.png"/>
             <a:graphic>
               <a:graphicData uri="http://schemas.openxmlformats.org/drawingml/2006/picture">
                 <pic:pic>
                   <pic:nvPicPr>
-                    <pic:cNvPr descr="QORVO_RADIO2_REV0_ANT_PLOT.png" id="0" name="image1.png"/>
+                    <pic:cNvPr descr="QORVO_RADIO2_REV0_ANT_PLOT.png" id="0" name="image4.png"/>
                     <pic:cNvPicPr preferRelativeResize="0"/>
                   </pic:nvPicPr>
                   <pic:blipFill>
@@ -465,12 +465,12 @@
           <wp:inline distB="19050" distT="19050" distL="19050" distR="19050">
             <wp:extent cx="3823824" cy="881050"/>
             <wp:effectExtent b="0" l="0" r="0" t="0"/>
-            <wp:docPr descr="QORVO_RADIO2_REV0_ANT_PLOT.png" id="3" name="image1.png"/>
+            <wp:docPr descr="QORVO_RADIO2_REV0_ANT_PLOT.png" id="3" name="image4.png"/>
             <a:graphic>
               <a:graphicData uri="http://schemas.openxmlformats.org/drawingml/2006/picture">
                 <pic:pic>
                   <pic:nvPicPr>
-                    <pic:cNvPr descr="QORVO_RADIO2_REV0_ANT_PLOT.png" id="0" name="image1.png"/>
+                    <pic:cNvPr descr="QORVO_RADIO2_REV0_ANT_PLOT.png" id="0" name="image4.png"/>
                     <pic:cNvPicPr preferRelativeResize="0"/>
                   </pic:nvPicPr>
                   <pic:blipFill>
@@ -554,12 +554,12 @@
           <wp:inline distB="19050" distT="19050" distL="19050" distR="19050">
             <wp:extent cx="3638750" cy="3989251"/>
             <wp:effectExtent b="0" l="0" r="0" t="0"/>
-            <wp:docPr descr="QORVO_RADIO2_REV0_ANT_PLOT.png" id="8" name="image1.png"/>
+            <wp:docPr descr="QORVO_RADIO2_REV0_ANT_PLOT.png" id="8" name="image4.png"/>
             <a:graphic>
               <a:graphicData uri="http://schemas.openxmlformats.org/drawingml/2006/picture">
                 <pic:pic>
                   <pic:nvPicPr>
-                    <pic:cNvPr descr="QORVO_RADIO2_REV0_ANT_PLOT.png" id="0" name="image1.png"/>
+                    <pic:cNvPr descr="QORVO_RADIO2_REV0_ANT_PLOT.png" id="0" name="image4.png"/>
                     <pic:cNvPicPr preferRelativeResize="0"/>
                   </pic:nvPicPr>
                   <pic:blipFill>
@@ -636,12 +636,12 @@
           <wp:inline distB="19050" distT="19050" distL="19050" distR="19050">
             <wp:extent cx="3423101" cy="3494676"/>
             <wp:effectExtent b="0" l="0" r="0" t="0"/>
-            <wp:docPr descr="QORVO_RADIO2_REV0_ANT_PLOT.png" id="7" name="image1.png"/>
+            <wp:docPr descr="QORVO_RADIO2_REV0_ANT_PLOT.png" id="7" name="image4.png"/>
             <a:graphic>
               <a:graphicData uri="http://schemas.openxmlformats.org/drawingml/2006/picture">
                 <pic:pic>
                   <pic:nvPicPr>
-                    <pic:cNvPr descr="QORVO_RADIO2_REV0_ANT_PLOT.png" id="0" name="image1.png"/>
+                    <pic:cNvPr descr="QORVO_RADIO2_REV0_ANT_PLOT.png" id="0" name="image4.png"/>
                     <pic:cNvPicPr preferRelativeResize="0"/>
                   </pic:nvPicPr>
                   <pic:blipFill>
@@ -745,12 +745,12 @@
           <wp:inline distB="19050" distT="19050" distL="19050" distR="19050">
             <wp:extent cx="5943600" cy="2070100"/>
             <wp:effectExtent b="0" l="0" r="0" t="0"/>
-            <wp:docPr id="6" name="image2.png"/>
+            <wp:docPr id="6" name="image6.png"/>
             <a:graphic>
               <a:graphicData uri="http://schemas.openxmlformats.org/drawingml/2006/picture">
                 <pic:pic>
                   <pic:nvPicPr>
-                    <pic:cNvPr id="0" name="image2.png"/>
+                    <pic:cNvPr id="0" name="image6.png"/>
                     <pic:cNvPicPr preferRelativeResize="0"/>
                   </pic:nvPicPr>
                   <pic:blipFill>
@@ -869,12 +869,12 @@
           <wp:inline distB="19050" distT="19050" distL="19050" distR="19050">
             <wp:extent cx="3598300" cy="3322425"/>
             <wp:effectExtent b="0" l="0" r="0" t="0"/>
-            <wp:docPr id="5" name="image6.png"/>
+            <wp:docPr id="5" name="image2.png"/>
             <a:graphic>
               <a:graphicData uri="http://schemas.openxmlformats.org/drawingml/2006/picture">
                 <pic:pic>
                   <pic:nvPicPr>
-                    <pic:cNvPr id="0" name="image6.png"/>
+                    <pic:cNvPr id="0" name="image2.png"/>
                     <pic:cNvPicPr preferRelativeResize="0"/>
                   </pic:nvPicPr>
                   <pic:blipFill>
@@ -1296,12 +1296,12 @@
           <wp:inline distB="114300" distT="114300" distL="114300" distR="114300">
             <wp:extent cx="5943600" cy="2921000"/>
             <wp:effectExtent b="0" l="0" r="0" t="0"/>
-            <wp:docPr id="9" name="image3.png"/>
+            <wp:docPr id="9" name="image1.png"/>
             <a:graphic>
               <a:graphicData uri="http://schemas.openxmlformats.org/drawingml/2006/picture">
                 <pic:pic>
                   <pic:nvPicPr>
-                    <pic:cNvPr id="0" name="image3.png"/>
+                    <pic:cNvPr id="0" name="image1.png"/>
                     <pic:cNvPicPr preferRelativeResize="0"/>
                   </pic:nvPicPr>
                   <pic:blipFill>
